--- a/Requirements/Notes.docx
+++ b/Requirements/Notes.docx
@@ -61,23 +61,7 @@
         </w:numPr>
       </w:pPr>
       <w:r>
-        <w:t xml:space="preserve">This is my current code so far with insights. I see the result of </w:t>
-      </w:r>
-      <w:proofErr w:type="gramStart"/>
-      <w:r>
-        <w:t>transformer</w:t>
-      </w:r>
-      <w:proofErr w:type="gramEnd"/>
-      <w:r>
-        <w:t xml:space="preserve"> is not high enough. I want to improve it. Suggest </w:t>
-      </w:r>
-      <w:proofErr w:type="gramStart"/>
-      <w:r>
-        <w:t>me</w:t>
-      </w:r>
-      <w:proofErr w:type="gramEnd"/>
-      <w:r>
-        <w:t xml:space="preserve"> which methods to improve. No code needed yet, just discuss with me. Can ask me any follow-up questions.</w:t>
+        <w:t>This is my current code so far with insights. I see the result of transformer is not high enough. I want to improve it. Suggest me which methods to improve. No code needed yet, just discuss with me. Can ask me any follow-up questions.</w:t>
       </w:r>
     </w:p>
     <w:p>
@@ -89,31 +73,7 @@
         </w:numPr>
       </w:pPr>
       <w:r>
-        <w:t xml:space="preserve">I have one week to do </w:t>
-      </w:r>
-      <w:proofErr w:type="gramStart"/>
-      <w:r>
-        <w:t>assignment,</w:t>
-      </w:r>
-      <w:proofErr w:type="gramEnd"/>
-      <w:r>
-        <w:t xml:space="preserve"> I have pro account of PGU. I want code to run </w:t>
-      </w:r>
-      <w:proofErr w:type="spellStart"/>
-      <w:r>
-        <w:t>RoBERTa</w:t>
-      </w:r>
-      <w:proofErr w:type="spellEnd"/>
-      <w:r>
-        <w:t xml:space="preserve">.  Writing without dash. Before each code block, state the purpose. Can ask me any questions if you want </w:t>
-      </w:r>
-      <w:proofErr w:type="gramStart"/>
-      <w:r>
-        <w:t>clarify</w:t>
-      </w:r>
-      <w:proofErr w:type="gramEnd"/>
-      <w:r>
-        <w:t>.</w:t>
+        <w:t>I have one week to do assignment, I have pro account of PGU. I want code to run RoBERTa.  Writing without dash. Before each code block, state the purpose. Can ask me any questions if you want clarify.</w:t>
       </w:r>
     </w:p>
     <w:p>
@@ -125,56 +85,13 @@
         </w:numPr>
       </w:pPr>
       <w:r>
-        <w:t xml:space="preserve">add </w:t>
-      </w:r>
-      <w:proofErr w:type="spellStart"/>
-      <w:r>
-        <w:t>RoBERTa</w:t>
-      </w:r>
-      <w:proofErr w:type="spellEnd"/>
-      <w:r>
-        <w:t xml:space="preserve"> as a separate section. Just write new code, no need </w:t>
-      </w:r>
-      <w:proofErr w:type="gramStart"/>
-      <w:r>
-        <w:t>rewrite</w:t>
-      </w:r>
-      <w:proofErr w:type="gramEnd"/>
-      <w:r>
-        <w:t xml:space="preserve"> the whole previous code, I want </w:t>
-      </w:r>
-      <w:proofErr w:type="gramStart"/>
-      <w:r>
-        <w:t>add</w:t>
-      </w:r>
-      <w:proofErr w:type="gramEnd"/>
-      <w:r>
-        <w:t xml:space="preserve"> new cells by myself</w:t>
-      </w:r>
-      <w:r>
-        <w:t xml:space="preserve">. Put them into a </w:t>
-      </w:r>
-      <w:proofErr w:type="spellStart"/>
-      <w:r>
-        <w:t>jupyter</w:t>
-      </w:r>
-      <w:proofErr w:type="spellEnd"/>
-      <w:r>
-        <w:t xml:space="preserve"> notebook.</w:t>
-      </w:r>
-      <w:r>
-        <w:t xml:space="preserve"> </w:t>
-      </w:r>
-      <w:r>
-        <w:t xml:space="preserve">Can ask me any questions if you want </w:t>
-      </w:r>
-      <w:proofErr w:type="gramStart"/>
-      <w:r>
-        <w:t>clarify</w:t>
-      </w:r>
-      <w:proofErr w:type="gramEnd"/>
-      <w:r>
-        <w:t xml:space="preserve"> before </w:t>
+        <w:t>add RoBERTa as a separate section. Just write new code, no need rewrite the whole previous code, I want add new cells by myself</w:t>
+      </w:r>
+      <w:r>
+        <w:t>. Put them into a jupyter notebook.</w:t>
+      </w:r>
+      <w:r>
+        <w:t xml:space="preserve"> Can ask me any questions if you want clarify before </w:t>
       </w:r>
       <w:r>
         <w:t>starting.</w:t>
@@ -224,31 +141,7 @@
         <w:t xml:space="preserve">re review here: </w:t>
       </w:r>
       <w:r>
-        <w:t xml:space="preserve">Fine-tune a pre-trained </w:t>
-      </w:r>
-      <w:proofErr w:type="spellStart"/>
-      <w:r>
-        <w:t>DistilBERT</w:t>
-      </w:r>
-      <w:proofErr w:type="spellEnd"/>
-      <w:r>
-        <w:t xml:space="preserve"> model for binary classification. </w:t>
-      </w:r>
-      <w:proofErr w:type="spellStart"/>
-      <w:r>
-        <w:t>DistilBERT</w:t>
-      </w:r>
-      <w:proofErr w:type="spellEnd"/>
-      <w:r>
-        <w:t xml:space="preserve"> retains 97% of BERT's performance while being 60% faster, making it practical for Google </w:t>
-      </w:r>
-      <w:proofErr w:type="spellStart"/>
-      <w:r>
-        <w:t>Colab's</w:t>
-      </w:r>
-      <w:proofErr w:type="spellEnd"/>
-      <w:r>
-        <w:t xml:space="preserve"> free GPU. </w:t>
+        <w:t xml:space="preserve">Fine-tune a pre-trained DistilBERT model for binary classification. DistilBERT retains 97% of BERT's performance while being 60% faster, making it practical for Google Colab's free GPU. </w:t>
       </w:r>
     </w:p>
     <w:p>
@@ -265,11 +158,9 @@
       <w:r>
         <w:t xml:space="preserve">on </w:t>
       </w:r>
-      <w:proofErr w:type="spellStart"/>
       <w:r>
         <w:t>RoBERTa</w:t>
       </w:r>
-      <w:proofErr w:type="spellEnd"/>
     </w:p>
     <w:p>
       <w:pPr>
@@ -376,31 +267,7 @@
           <w:szCs w:val="21"/>
           <w14:ligatures w14:val="none"/>
         </w:rPr>
-        <w:t>LEARNING_</w:t>
-      </w:r>
-      <w:proofErr w:type="gramStart"/>
-      <w:r>
-        <w:rPr>
-          <w:rFonts w:ascii="Courier New" w:eastAsia="Times New Roman" w:hAnsi="Courier New" w:cs="Courier New"/>
-          <w:color w:val="000000"/>
-          <w:kern w:val="0"/>
-          <w:sz w:val="21"/>
-          <w:szCs w:val="21"/>
-          <w14:ligatures w14:val="none"/>
-        </w:rPr>
-        <w:t>RATE  =</w:t>
-      </w:r>
-      <w:proofErr w:type="gramEnd"/>
-      <w:r>
-        <w:rPr>
-          <w:rFonts w:ascii="Courier New" w:eastAsia="Times New Roman" w:hAnsi="Courier New" w:cs="Courier New"/>
-          <w:color w:val="000000"/>
-          <w:kern w:val="0"/>
-          <w:sz w:val="21"/>
-          <w:szCs w:val="21"/>
-          <w14:ligatures w14:val="none"/>
-        </w:rPr>
-        <w:t xml:space="preserve"> </w:t>
+        <w:t xml:space="preserve">LEARNING_RATE  = </w:t>
       </w:r>
       <w:r>
         <w:rPr>
@@ -524,13 +391,23 @@
       <w:r>
         <w:t xml:space="preserve">Decide to run </w:t>
       </w:r>
-      <w:proofErr w:type="spellStart"/>
       <w:r>
         <w:t>RoBERTa</w:t>
       </w:r>
-      <w:proofErr w:type="spellEnd"/>
       <w:r>
         <w:t xml:space="preserve"> for more precise on binary prediction</w:t>
+      </w:r>
+    </w:p>
+    <w:p>
+      <w:pPr>
+        <w:pStyle w:val="ListParagraph"/>
+        <w:numPr>
+          <w:ilvl w:val="0"/>
+          <w:numId w:val="2"/>
+        </w:numPr>
+      </w:pPr>
+      <w:r>
+        <w:t>Update text according to the code</w:t>
       </w:r>
     </w:p>
     <w:sectPr>
